--- a/data/deliverables/sc_8b49290b277b28f3/legal_memo.docx
+++ b/data/deliverables/sc_8b49290b277b28f3/legal_memo.docx
@@ -8,7 +8,7 @@
         <w:jc w:val="center"/>
       </w:pPr>
       <w:r>
-        <w:t>Legal Memorandum - Analysis of Kennedy v. Braidwood Management, Inc.</w:t>
+        <w:t>Legal Memorandum - Kennedy v. Braidwood Management, Inc.</w:t>
       </w:r>
     </w:p>
     <w:p>
@@ -20,7 +20,7 @@
         <w:tab/>
       </w:r>
       <w:r>
-        <w:t>Litigation Partner</w:t>
+        <w:t>Senior Partner</w:t>
       </w:r>
     </w:p>
     <w:p>
@@ -32,7 +32,7 @@
         <w:tab/>
       </w:r>
       <w:r>
-        <w:t>Senior Associate</w:t>
+        <w:t>Associate, Supreme Court &amp; Appellate Litigation Practice Group</w:t>
       </w:r>
     </w:p>
     <w:p>
@@ -44,7 +44,7 @@
         <w:tab/>
       </w:r>
       <w:r>
-        <w:t>June 27, 2025</w:t>
+        <w:t>July 2025</w:t>
       </w:r>
     </w:p>
     <w:p>
@@ -56,7 +56,7 @@
         <w:tab/>
       </w:r>
       <w:r>
-        <w:t>Analysis of Kennedy v. Braidwood Management, Inc., 606 U.S. 748 (2025) - Implications for Coalition Clients</w:t>
+        <w:t>Kennedy v. Braidwood Management, Inc., 606 U.S. 748 (2025) — Summary and Analysis</w:t>
       </w:r>
     </w:p>
     <w:p>
@@ -69,7 +69,7 @@
         <w:pStyle w:val="Heading1"/>
       </w:pPr>
       <w:r>
-        <w:t>I. Summary of the Holding and Reasoning</w:t>
+        <w:t>I. Case Overview</w:t>
       </w:r>
     </w:p>
     <w:p>
@@ -77,7 +77,7 @@
         <w:rPr>
           <w:b w:val="0"/>
         </w:rPr>
-        <w:t>The Supreme Court's decision in Kennedy v. Braidwood Management, Inc., 606 U.S. 748 (2025), resolved a significant constitutional challenge to the Affordable Care Act's (ACA) preventive-services coverage framework. The Court held that members of the U.S. Preventive Services Task Force are inferior officers under the Appointments Clause of Article II, Section 2, Clause 2, and that their appointment by the Secretary of Health and Human Services (HHS) is constitutionally valid. The decision reversed the Fifth Circuit's ruling that Task Force members were principal officers requiring Presidential nomination and Senate confirmation.</w:t>
+        <w:t>This memorandum analyzes the Supreme Court's decision in Kennedy v. Braidwood Management, Inc., 606 U.S. 748 (2025), decided on June 27, 2025. Justice Kavanaugh delivered the opinion of the Court, joined by Chief Justice Roberts and Justices Sotomayor, Kagan, Barrett, and Jackson. Justice Thomas filed a dissenting opinion, joined by Justices Alito and Gorsuch.</w:t>
       </w:r>
     </w:p>
     <w:p>
@@ -85,7 +85,7 @@
         <w:rPr>
           <w:b w:val="0"/>
         </w:rPr>
-        <w:t>The Court's analysis applied the framework established in Edmond v. United States, 520 U.S. 651 (1997), which defines inferior officers as those "whose work is directed and supervised at some level by others who were appointed by Presidential nomination with the advice and consent of the Senate." The Court identified two primary sources of the Secretary's supervisory authority over Task Force members. First, the Secretary's power to remove members at will constitutes a "powerful tool for control," citing Edmond, 520 U.S., at 664. The Court noted that no statute restricts the Secretary's removal power, creating the "presumed desire to avoid removal" that produces "here-and-now subservience," quoting Bowsher v. Synar, 478 U.S. 714, 727, n. 5.</w:t>
+        <w:t>The petitioners are Kennedy, Secretary of Health and Human Services, et al. The respondents are Braidwood Management, Inc., et al. The lead plaintiff, Braidwood Management, operates a health and wellness center that offers health-insurance coverage to its approximately 70 employees through a self-insured plan. Braidwood and the other plaintiffs are individuals and small businesses who object to the Affordable Care Act's preventive-services coverage requirements. They brought suit in the U.S. District Court for the Northern District of Texas.</w:t>
       </w:r>
     </w:p>
     <w:p>
@@ -93,7 +93,23 @@
         <w:rPr>
           <w:b w:val="0"/>
         </w:rPr>
-        <w:t>Second, beyond removal authority, the Court found that the Secretary possesses statutory authority to directly review and block Task Force recommendations before they become binding. The Court cited several statutes granting the Secretary general supervisory authority over the Public Health Service, within which the Task Force is housed, including 42 U.S.C. Sections 202, 300gg-92, and Reorganization Plan No. 3 of 1966. The Court emphasized that during the minimum one-year interval before recommendations become binding under 42 U.S.C. Section 300gg-13(a)(1), the Secretary can direct that recommendations he disagrees with not be "in effect" and therefore not be binding. Consequently, the Court concluded, Task Force members "have no power to render a final decision on behalf of the United States unless permitted to do so by" the Secretary, quoting Edmond, 520 U.S., at 665.</w:t>
+        <w:t>The central constitutional question presented is whether the appointment of members of the U.S. Preventive Services Task Force by the Secretary of Health and Human Services is consistent with the Appointments Clause of Article II, which divides officers into two classes: principal officers and inferior officers. Principal officers must be appointed by the President with the Advice and Consent of the Senate, while inferior officers may be appointed by the President alone or, if Congress so provides by law, by the Heads of Departments.</w:t>
+      </w:r>
+    </w:p>
+    <w:p>
+      <w:r>
+        <w:rPr>
+          <w:b w:val="0"/>
+        </w:rPr>
+        <w:t>The District Court agreed with Braidwood, holding that Task Force members are principal officers. Braidwood Mgmt. Inc. v. Becerra, 627 F. Supp. 3d 624 (N.D. Tex. 2022). The court recognized that the Secretary of HHS may remove Task Force members at will, but concluded they are principal officers because they "have no superior" who supervises and directs them. Id. at 646. The Fifth Circuit affirmed, holding that the Task Force cannot be "independent" and free from "political pressure" on the one hand, and at the same time be supervised by the HHS Secretary, a political appointee, on the other. Braidwood Mgmt., Inc. v. Becerra, 104 F.4th 930, 944 (5th Cir. 2024).</w:t>
+      </w:r>
+    </w:p>
+    <w:p>
+      <w:r>
+        <w:rPr>
+          <w:b w:val="0"/>
+        </w:rPr>
+        <w:t>The Supreme Court reversed the Fifth Circuit's judgment and remanded. The Court held that Task Force members are inferior officers because their work is "directed and supervised" by the Secretary of HHS, a principal officer, through two main sources of authority: the Secretary's power to remove Task Force members at will, and the Secretary's statutory authority to review and block Task Force recommendations before they take effect.</w:t>
       </w:r>
     </w:p>
     <w:p>
@@ -101,7 +117,7 @@
         <w:pStyle w:val="Heading1"/>
       </w:pPr>
       <w:r>
-        <w:t>II. Analysis of Rejected Arguments from Braidwood's Position</w:t>
+        <w:t>II. Analysis of Inferior-Officer Status</w:t>
       </w:r>
     </w:p>
     <w:p>
@@ -109,7 +125,7 @@
         <w:rPr>
           <w:b w:val="0"/>
         </w:rPr>
-        <w:t>The Court rejected four principal arguments advanced by Braidwood against inferior-officer status. First, Braidwood argued that the statute's declaration that Task Force members shall be "independent and, to the extent practicable, not subject to political pressure" under 42 U.S.C. Section 299b-4(a)(6) created a for-cause removal protection, displacing the default at-will removal rule. The Court disagreed, holding that to displace at-will removal, Congress must use "very clear and explicit language" and that "mere inference or implication" does not suffice, citing Shurtleff v. United States, 189 U.S. 311, 315. The Court further noted that the term "independent" alone does not make an officer removable only for cause, as established in Collins v. Yellen, 594 U.S. 220.</w:t>
+        <w:t>The Court began its analysis by articulating the standard from Edmond v. United States, 520 U.S. 651, 663 (1997): inferior officers are those "whose work is directed and supervised at some level by others who were appointed by Presidential nomination with the advice and consent of the Senate." The Court concluded that Task Force members satisfy this standard through two mutually reinforcing mechanisms: the Secretary's authority to remove them at will, and the Secretary's statutory authority to review and block their recommendations before they take effect.</w:t>
       </w:r>
     </w:p>
     <w:p>
@@ -117,7 +133,7 @@
         <w:rPr>
           <w:b w:val="0"/>
         </w:rPr>
-        <w:t>Second, the Court addressed Braidwood's claim that the independence requirement meant the Task Force was completely insulated from the Secretary. The Court interpreted "independent" to mean that Task Force members must not be unduly influenced by their outside professional affiliations with universities, hospitals, and professional associations. The Court further reasoned that even if the provision created some insulation from the Secretary when "practicable," this would affect only the formulation of recommendations, not the Secretary's authority to review them before they take effect. This structure, the Court observed, mirrors the "almost-universal model of adjudication in the Executive Branch" where inferior officers make independent initial decisions subject to review by politically accountable superiors, quoting United States v. Arthrex, 594 U.S. 1, 25 (opinion of Roberts, C.J.).</w:t>
+        <w:t>Regarding at-will removal, the Court emphasized that the authority to remove an officer at will is a "powerful tool for control." Edmond, 520 U.S., at 664. An officer's "presumed desire to avoid removal" generally creates "here-and-now subservience." Bowsher v. Synar, 478 U.S. 714, 727, n.5 (1986). The Court explained that when a statute empowers a department head to appoint an officer, the default presumption is that the officer holds his position "at the will and discretion of the head of the department," even if no power to remove is expressly given. Ex parte Hennen, 13 Pet. 230, 259–260 (1839). Because the Secretary of HHS appoints the Task Force members and no statute restricts their removal, the Secretary may remove them at will. The power of removal of executive officers is "incident to the power of appointment." Myers v. United States, 272 U.S. 52, 119 (1926).</w:t>
       </w:r>
     </w:p>
     <w:p>
@@ -125,7 +141,7 @@
         <w:rPr>
           <w:b w:val="0"/>
         </w:rPr>
-        <w:t>Third, Braidwood contended that the Secretary's inability to compel the Task Force to issue particular "A" or "B" recommendations undermined inferior-officer status. The Court rejected this, stating it has not suggested that a principal officer must be able to compel subordinates to take affirmative acts for them to qualify as inferior officers. The Court drew parallels to Free Enterprise Fund v. Public Company Accounting Oversight Bd., 561 U.S. 477, where the SEC lacked power to require the PCAOB to "start" investigations, yet PCAOB members were inferior officers. Similarly, in Edmond and Arthrex, superiors could not compel initial decisions.</w:t>
+        <w:t>The Court further explained that the Secretary's at-will removal power, combined with his authority to determine when Task Force recommendations become binding under 42 U.S.C. § 300gg-13(b), allows him to block recommendations he disfavors. During the minimum 1-year interval between when an "A" or "B" recommendation is issued and when it becomes binding, the Secretary can request reconsideration or withdrawal, remove and replace members who refuse, and direct the reconstituted Task Force to modify or rescind the recommendation.</w:t>
       </w:r>
     </w:p>
     <w:p>
@@ -133,7 +149,15 @@
         <w:rPr>
           <w:b w:val="0"/>
         </w:rPr>
-        <w:t>Finally, the Court noted that when Congress intends to create an independent agency, it generally does so by explicitly conferring for-cause removal protection and usually couples that with express Presidential nomination and Senate confirmation requirements. The statute establishing the Task Force contains none of this customary language, further supporting the conclusion that Task Force members are inferior officers.</w:t>
+        <w:t>The Court then identified a second, independent source of supervisory authority: the Secretary's statutory power to directly review and block Task Force recommendations before they take effect. Several statutes confer this authority. First, 42 U.S.C. § 202 provides that the Public Health Service, which houses the Task Force, "shall be administered . . . under the supervision and direction of the Secretary." Second, Reorganization Plan No. 3 of 1966, ratified by Congress in 1984, grants the Secretary authority to perform "all functions of the Public Health Service" and its "officers," "employees," and "agencies." 80 Stat. 1610. Third, 42 U.S.C. § 300gg-92 states that the Secretary "may promulgate such regulations as may be necessary or appropriate to carry out the provisions of this subchapter," including the section requiring no-cost coverage of Task Force recommendations. The Court noted that the Secretary could use his rulemaking authority to establish a formal review process, such as issuing a regulation providing that no Task Force recommendation shall be deemed "in effect" until reviewed and approved.</w:t>
+      </w:r>
+    </w:p>
+    <w:p>
+      <w:r>
+        <w:rPr>
+          <w:b w:val="0"/>
+        </w:rPr>
+        <w:t>The Court then demonstrated that its conclusion follows a fortiori from three controlling precedents. In Edmond, Coast Guard judges who were removable at will and whose decisions could be reviewed and reversed were deemed inferior officers, even though superiors could not influence individual proceedings. 520 U.S. at 664–665. In Free Enterprise Fund v. Public Company Accounting Oversight Board, 561 U.S. 477, 510 (2010), PCAOB members removable at will by the SEC were inferior officers, even though they were "empowered to take significant enforcement actions . . . largely independently of the Commission." Id. at 504. And in United States v. Arthrex, 594 U.S. 1 (2021), Administrative Patent Judges whose decisions were reviewable but who were removable only for cause were inferior officers. The Court reasoned that if patent judges subject only to review authority were inferior officers, Task Force members subject to both at-will removal and review authority are "clearly inferior officers."</w:t>
       </w:r>
     </w:p>
     <w:p>
@@ -141,7 +165,7 @@
         <w:pStyle w:val="Heading1"/>
       </w:pPr>
       <w:r>
-        <w:t>III. Impact on Future Challenges and Interpretation of Key Provisions</w:t>
+        <w:t>III. Response to Braidwood's Arguments Against Inferior-Officer Status</w:t>
       </w:r>
     </w:p>
     <w:p>
@@ -149,7 +173,7 @@
         <w:rPr>
           <w:b w:val="0"/>
         </w:rPr>
-        <w:t>The Court's decision significantly narrows the viability of future constitutional challenges to the Task Force's structure based on the Appointments Clause. By holding that Task Force members are inferior officers, the Court has validated the appointment mechanism and, by extension, the legitimacy of the recommendations that trigger ACA coverage requirements. The decision confirms that the Secretary's supervisory authorities, consisting of at-will removal and pre-binding review, are sufficient to satisfy constitutional requirements for inferior officers, even when a statute includes language suggesting some operational independence.</w:t>
+        <w:t>Braidwood raised three arguments against inferior-officer status, all of which the Court rejected. First, Braidwood argued that the Secretary cannot remove Task Force members at will, relying on 42 U.S.C. § 299b-4(a)(6), which states that Task Force members and their recommendations "shall be independent and, to the extent practicable, not subject to political pressure." Braidwood contended that it is impossible for Task Force members to be "independent" if they are removable at will. The Court disagreed, holding that to displace the default of at-will removal, Congress must use "very clear and explicit language" and that "mere inference or implication" does not suffice. Shurtleff v. United States, 189 U.S. 311, 315 (1903). The Court noted that Congress has used express for-cause language in other statutes—for example, limiting removal of FTC Commissioners to "inefficiency, neglect of duty, or malfeasance in office." 15 U.S.C. § 41. The term "independent" alone does not make an officer removable only for cause, as the Court held in Collins v. Yellen, 594 U.S. 220, 248 (2021), where the Court concluded that the challengers read "far too much into the term 'independent.'"</w:t>
       </w:r>
     </w:p>
     <w:p>
@@ -157,7 +181,7 @@
         <w:rPr>
           <w:b w:val="0"/>
         </w:rPr>
-        <w:t>The Court's interpretation of the "independence" provision is particularly noteworthy for its potential impact beyond this case. By defining "independent" to relate to members' freedom from outside professional influences rather than insulation from the Secretary, the Court has provided a narrow reading that preserves executive control. This interpretation may be applied in other contexts where statutes use similar language to describe agency components, potentially limiting claims that such language creates for-cause removal protections or complete autonomy from department heads.</w:t>
+        <w:t>Second, Braidwood argued that Task Force members exercise unreviewable authority in making final recommendations. The Court rejected this argument on two grounds. First, the Court read the independence provision to mean that Task Force members must not be unduly influenced by their outside affiliations with universities, hospitals, and professional associations—not that they are completely insulated from the Secretary. The Court noted that Congress's use of the qualifier "to the extent practicable" in § 299b-4(a)(6) "plainly contemplated that insulation from all political pressure would be impracticable." Second, even if "independent" applied to political pressure, it would affect only the formulation of recommendations, not the Secretary's authority to review them before they take effect. This mirrors the "almost-universal model of adjudication in the Executive Branch" where inferior officers make independent initial decisions subject to review by politically accountable superiors. Arthrex, 594 U.S., at 25 (opinion of Roberts, C.J.).</w:t>
       </w:r>
     </w:p>
     <w:p>
@@ -165,7 +189,15 @@
         <w:rPr>
           <w:b w:val="0"/>
         </w:rPr>
-        <w:t>The Court's emphasis on the Secretary's dual supervisory mechanisms establishes a robust framework for executive oversight. The at-will removal power alone provides a strong basis for control, but the Court's additional focus on the pre-binding review authority under 42 U.S.C. Section 300gg-13(a)(1) creates a two-layered supervisory structure. Future challenges would need to overcome both prongs to succeed. The decision suggests that challenges to similar appointment structures would require showing that a superior officer lacks both removal authority and substantive review power over the subordinate's decisions.</w:t>
+        <w:t>Third, Braidwood argued that Task Force members cannot be inferior officers because the Secretary cannot compel the Task Force to issue particular "A" or "B" recommendations. The Court responded that this Court "has not suggested that a principal officer must be able to compel subordinates to take affirmative acts for them to qualify as inferior officers." In Free Enterprise Fund, the SEC lacked power to require the PCAOB to "start" investigations, 561 U.S., at 504, yet PCAOB members were inferior officers. Similarly, in Edmond and Arthrex, superiors could not compel initial decisions. The Court also noted that when the Task Force declines to issue an "A" or "B" recommendation, there is less concern about insufficient supervision because health insurers are free to cover or not cover the preventive service at issue.</w:t>
+      </w:r>
+    </w:p>
+    <w:p>
+      <w:pPr>
+        <w:pStyle w:val="Heading1"/>
+      </w:pPr>
+      <w:r>
+        <w:t>IV. Appointment Authority Analysis</w:t>
       </w:r>
     </w:p>
     <w:p>
@@ -173,7 +205,31 @@
         <w:rPr>
           <w:b w:val="0"/>
         </w:rPr>
-        <w:t>While the Appointments Clause challenge has been foreclosed, the decision leaves open the possibility of other constitutional or statutory challenges to the ACA's preventive-services requirements. For example, challenges could potentially focus on the substantive content of specific Task Force recommendations, the procedures used in formulating recommendations, or the application of requirements to specific types of insurance plans. However, the Court's broad validation of the Task Force's constitutional structure makes it more difficult to mount facial challenges to the coverage framework itself.</w:t>
+        <w:t>The Court then addressed whether Congress has by law vested appointment authority in the Secretary of HHS, as required by the Appointments Clause. The Court concluded that Congress has done so through two statutory steps. First, the 1999 statute governing the Task Force gives the AHRQ Director the authority to "convene" a Task Force "to be composed of individuals with appropriate expertise." 42 U.S.C. § 299b-4(a)(1). The Court held that the Director's power to "convene" is naturally read to include the power to appoint. Citing NLRB v. SW General, Inc., 580 U.S. 288, 312–313 (2017) (Thomas, J., concurring), the Court noted that around the time of the Founding, "appoint" was synonymous with "allot, assign, or designate." The Court explained that where there is no separate statutory provision specifying who is to appoint the individuals to be called together, "the obvious conclusion is that the person with the power to convene is also the person with the power to appoint."</w:t>
+      </w:r>
+    </w:p>
+    <w:p>
+      <w:r>
+        <w:rPr>
+          <w:b w:val="0"/>
+        </w:rPr>
+        <w:t>Second, Reorganization Plan No. 3 of 1966, ratified by Congress in the 1984 Act (98 Stat. 2705), transfers to the Secretary "all functions of the Public Health Service" and its "officers," "employees," and "agencies." 80 Stat. 1610. The AHRQ Director is an "officer" of the Public Health Service, so Reorganization Plan No. 3 transfers all of the Director's functions to the Secretary. After statutory codification of the Task Force in 1999, those powers included the AHRQ Director's power to appoint Task Force members. The Court emphasized that the Executive Branch has consistently read the authorization to "convene" the Task Force to include the power to appoint for 26 years since the 1999 codification.</w:t>
+      </w:r>
+    </w:p>
+    <w:p>
+      <w:r>
+        <w:rPr>
+          <w:b w:val="0"/>
+        </w:rPr>
+        <w:t>The Court rejected Braidwood's argument that the 1999 statute is "agnostic" about who should appoint Task Force members. The Court called this interpretation implausible, reasoning that it would create a "bizarre scheme where Congress was entirely indifferent about who would appoint members making legally binding healthcare recommendations." The Court also rejected the "frozen-in-time" reading of Reorganization Plan No. 3, which would limit the transfer of authority to functions existing as of 1966. The Court held that the language "all functions" most naturally means an ongoing transfer of authority, including new powers granted by Congress after 1966. The Court cited the Dictionary Act, 1 U.S.C. § 1, which provides that "words used in the present tense include the future as well as the present."</w:t>
+      </w:r>
+    </w:p>
+    <w:p>
+      <w:r>
+        <w:rPr>
+          <w:b w:val="0"/>
+        </w:rPr>
+        <w:t>Finally, the Court applied the canon of constitutional avoidance as articulated in Edmond, 520 U.S. at 658, where the Court held that "we must of course avoid" reading a statute "in a manner that would render it clearly unconstitutional" when "there is another reasonable interpretation available." Reading the statutes to vest appointment authority in the AHRQ Director alone would be unconstitutional since the Director is not a Head of Department. The Court concluded that reading the Reorganization Plan to have transferred the Director's appointment power to the Secretary is at minimum a reasonable interpretation that avoids unconstitutionality.</w:t>
       </w:r>
     </w:p>
     <w:p>
@@ -181,7 +237,7 @@
         <w:pStyle w:val="Heading1"/>
       </w:pPr>
       <w:r>
-        <w:t>IV. Precedential Value of Key Supreme Court Cases</w:t>
+        <w:t>V. Significance and Practical Implications</w:t>
       </w:r>
     </w:p>
     <w:p>
@@ -189,7 +245,7 @@
         <w:rPr>
           <w:b w:val="0"/>
         </w:rPr>
-        <w:t>The Court's opinion extensively relies on and distinguishes three key precedents regarding inferior-officer status, strengthening their precedential value. In Edmond v. United States, 520 U.S. 651 (1997), Coast Guard judges who were removable at will and whose decisions could be reviewed and reversed were deemed inferior officers. The Court applied this reasoning directly, holding that Task Force members who are similarly removable at will and subject to review by the Secretary are clearly inferior officers. The Court emphasized that, like the Coast Guard judges, Task Force members' supervisors need not influence individual proceedings to maintain control.</w:t>
+        <w:t>The decision has immediate practical significance for the ongoing validity of Task Force recommendations and the Secretary's authority over the Task Force. While the Government's appeal was pending, the Secretary of HHS in June 2023 ratified existing appointments made by the AHRQ Director and began personally appointing Task Force members. The Court's decision validates these actions, holding that "the Secretary has properly exercised his appointment authority since June 2023." The Court noted that this sequence of events is similar to what occurred in Edmond, where the Secretary of Transportation issued a memorandum "adopting" the Judge Advocate General's appointments as his own after Appointments Clause challenges arose. 520 U.S. at 654.</w:t>
       </w:r>
     </w:p>
     <w:p>
@@ -197,7 +253,7 @@
         <w:rPr>
           <w:b w:val="0"/>
         </w:rPr>
-        <w:t>The Court's discussion of Free Enterprise Fund v. Public Company Accounting Oversight Bd., 561 U.S. 477 (2010), further reinforced the analysis. In that case, PCAOB members who were removable at will by the Securities and Exchange Commission were deemed inferior officers, even though they were "empowered to take significant enforcement actions largely independently of the Commission." The Court applied this precedent to reject the argument that the Task Force's ability to formulate recommendations independently undermined inferior-officer status. This confirms that formal independence in certain functions does not override the supervisory control inherent in removal authority.</w:t>
+        <w:t>The decision preserves the enforceability of the Affordable Care Act's preventive-services coverage requirements. The Task Force has given an "A" or "B" rating to more than 40 preventive services, including screenings for lung, breast, cervical, and colorectal cancer; risk-reducing medications for women at high risk of breast cancer; nicotine patches; statin medications; physical therapy for the elderly; and diabetes screenings. Under the Court's holding, these recommendations remain valid and enforceable, and health insurers and group health plans must continue to cover these services without cost sharing.</w:t>
       </w:r>
     </w:p>
     <w:p>
@@ -205,15 +261,7 @@
         <w:rPr>
           <w:b w:val="0"/>
         </w:rPr>
-        <w:t>The Court also drew significant parallels to United States v. Arthrex, 594 U.S. 1 (2021), involving Administrative Patent Judges (APJs). In Arthrex, APJs whose decisions were reviewable but who were removable only for cause were held to be inferior officers. The Court reasoned that if APJs subject only to review authority are inferior officers, Task Force members subject to both at-will removal and review authority are "clearly inferior officers." This comparison is particularly instructive because it demonstrates that the presence of for-cause removal protections does not automatically elevate officers to principal status if sufficient review mechanisms exist. The Court's opinion thus solidifies a spectrum of supervisory controls that can satisfy the inferior-officer classification, with at-will removal being the most direct tool.</w:t>
-      </w:r>
-    </w:p>
-    <w:p>
-      <w:pPr>
-        <w:pStyle w:val="Heading1"/>
-      </w:pPr>
-      <w:r>
-        <w:t>V. Practical Assessment of Remaining Legal Avenues</w:t>
+        <w:t>Notably, the Court's decision does not affect the separate injunction that Braidwood obtained under the Religious Freedom Restoration Act of 1993, 42 U.S.C. § 2000bb et seq., which prohibited enforcement of the specific requirement that Braidwood cover certain HIV-prevention medications without cost sharing. The Government did not appeal that aspect of the District Court's judgment.</w:t>
       </w:r>
     </w:p>
     <w:p>
@@ -221,37 +269,7 @@
         <w:rPr>
           <w:b w:val="0"/>
         </w:rPr>
-        <w:t>Following the Supreme Court's decision, the legal avenues for clients objecting to the ACA's preventive-services coverage requirements are substantially narrowed but not entirely foreclosed. The most promising remaining avenue involves as-applied challenges to specific Task Force recommendations rather than facial challenges to the Task Force's structure. Clients could potentially challenge particular recommendations on grounds such as that the recommendation process lacked adequate scientific evidence, that the Task Force failed to follow proper procedures in formulating a specific recommendation, or that the application of a recommendation to their particular insurance plan is arbitrary or capricious under the Administrative Procedure Act.</w:t>
-      </w:r>
-    </w:p>
-    <w:p>
-      <w:r>
-        <w:rPr>
-          <w:b w:val="0"/>
-        </w:rPr>
-        <w:t>Procedural challenges to how the Task Force formulates recommendations represent another potential avenue. The Court's opinion focused on the appointment and supervisory structure but did not extensively address the specific procedures used in developing recommendations. Clients could argue that certain recommendations were developed without adequate public participation, transparency, or consideration of contrary evidence. However, such challenges would face the hurdle of the Secretary's review authority, which provides a check on procedurally deficient recommendations before they become binding.</w:t>
-      </w:r>
-    </w:p>
-    <w:p>
-      <w:r>
-        <w:rPr>
-          <w:b w:val="0"/>
-        </w:rPr>
-        <w:t>Statutory challenges under other provisions of the ACA remain possible. For example, challenges might focus on whether specific preventive services requirements exceed the scope of the statute, or whether the implementation of requirements through insurance regulations is consistent with the statutory framework. The Court's decision validates the Task Force's appointment structure but does not foreclose arguments about how specific recommendations are implemented through the insurance regulatory framework.</w:t>
-      </w:r>
-    </w:p>
-    <w:p>
-      <w:r>
-        <w:rPr>
-          <w:b w:val="0"/>
-        </w:rPr>
-        <w:t>Finally, clients should consider non-litigation strategies. Administrative petitions for rulemaking or requests for advisory opinions from HHS could allow clients to advocate for changes to specific coverage requirements or implementation procedures. Legislative advocacy for amendments to the ACA's preventive-services provisions remains an option, though politically challenging. Given the Court's definitive ruling on the constitutional structure, a strategic approach would combine targeted as-applied challenges with administrative advocacy, focusing resources on specific recommendations that most directly impact the coalition clients' insurance plans and employees.</w:t>
-      </w:r>
-    </w:p>
-    <w:p/>
-    <w:p>
-      <w:r>
-        <w:t>Prepared by Senior Associate</w:t>
+        <w:t>The decision has broader significance for the structure of federal advisory bodies and expert agencies. The Court emphasized that the structure of the Task Force "preserves both expertise and accountability" by allowing Task Force members to exercise independent judgment in formulating recommendations while the Secretary maintains authority to review and block them before they take effect. This mirrors the "almost-universal model of adjudication in the Executive Branch" described in Arthrex. The Court's holding ensures the chain of political accountability that the Framers designed in the Appointments Clause: Task Force members are appointed by and supervised by the Secretary of HHS, who in turn answers to the President.</w:t>
       </w:r>
     </w:p>
     <w:sectPr>
